--- a/Hotel_VMS_Project_Proposal_IntelliForge.docx
+++ b/Hotel_VMS_Project_Proposal_IntelliForge.docx
@@ -2,20 +2,6 @@
 <file path=word/document.xml><?xml version="1.0" encoding="utf-8"?>
 <w:document xmlns:wpc="http://schemas.microsoft.com/office/word/2010/wordprocessingCanvas" xmlns:cx="http://schemas.microsoft.com/office/drawing/2014/chartex" xmlns:cx1="http://schemas.microsoft.com/office/drawing/2015/9/8/chartex" xmlns:cx2="http://schemas.microsoft.com/office/drawing/2015/10/21/chartex" xmlns:cx3="http://schemas.microsoft.com/office/drawing/2016/5/9/chartex" xmlns:cx4="http://schemas.microsoft.com/office/drawing/2016/5/10/chartex" xmlns:cx5="http://schemas.microsoft.com/office/drawing/2016/5/11/chartex" xmlns:cx6="http://schemas.microsoft.com/office/drawing/2016/5/12/chartex" xmlns:cx7="http://schemas.microsoft.com/office/drawing/2016/5/13/chartex" xmlns:cx8="http://schemas.microsoft.com/office/drawing/2016/5/14/chartex" xmlns:mc="http://schemas.openxmlformats.org/markup-compatibility/2006" xmlns:aink="http://schemas.microsoft.com/office/drawing/2016/ink" xmlns:am3d="http://schemas.microsoft.com/office/drawing/2017/model3d" xmlns:o="urn:schemas-microsoft-com:office:office" xmlns:oel="http://schemas.microsoft.com/office/2019/extlst" xmlns:r="http://schemas.openxmlformats.org/officeDocument/2006/relationships" xmlns:m="http://schemas.openxmlformats.org/officeDocument/2006/math" xmlns:v="urn:schemas-microsoft-com:vml" xmlns:wp14="http://schemas.microsoft.com/office/word/2010/wordprocessingDrawing" xmlns:wp="http://schemas.openxmlformats.org/drawingml/2006/wordprocessingDrawing" xmlns:w10="urn:schemas-microsoft-com:office:word" xmlns:w="http://schemas.openxmlformats.org/wordprocessingml/2006/main" xmlns:w14="http://schemas.microsoft.com/office/word/2010/wordml" xmlns:w15="http://schemas.microsoft.com/office/word/2012/wordml" xmlns:w16cei="http://schemas.microsoft.com/office/word/2026/wordml/cei" xmlns:w16cex="http://schemas.microsoft.com/office/word/2018/wordml/cex" xmlns:w16cid="http://schemas.microsoft.com/office/word/2016/wordml/cid" xmlns:w16="http://schemas.microsoft.com/office/word/2018/wordml" xmlns:w16du="http://schemas.microsoft.com/office/word/2023/wordml/word16du" xmlns:w16sdtdh="http://schemas.microsoft.com/office/word/2020/wordml/sdtdatahash" xmlns:w16sdtfl="http://schemas.microsoft.com/office/word/2024/wordml/sdtformatlock" xmlns:w16se="http://schemas.microsoft.com/office/word/2015/wordml/symex" xmlns:wpg="http://schemas.microsoft.com/office/word/2010/wordprocessingGroup" xmlns:wpi="http://schemas.microsoft.com/office/word/2010/wordprocessingInk" xmlns:wne="http://schemas.microsoft.com/office/word/2006/wordml" xmlns:wps="http://schemas.microsoft.com/office/word/2010/wordprocessingShape" mc:Ignorable="w14 w15 w16se w16cid w16 w16cex w16sdtdh w16sdtfl w16du wp14">
   <w:body>
-    <w:p>
-      <w:pPr>
-        <w:jc w:val="center"/>
-      </w:pPr>
-      <w:r>
-        <w:rPr>
-          <w:rFonts w:ascii="Calibri" w:eastAsia="Calibri" w:hAnsi="Calibri"/>
-          <w:b/>
-          <w:color w:val="0B2E4A"/>
-          <w:sz w:val="44"/>
-        </w:rPr>
-        <w:t>PROJECT PROPOSAL</w:t>
-      </w:r>
-    </w:p>
     <w:p>
       <w:pPr>
         <w:jc w:val="center"/>
@@ -55,14 +41,20 @@
           <w:rFonts w:ascii="Calibri" w:eastAsia="Calibri" w:hAnsi="Calibri"/>
         </w:rPr>
         <w:br/>
-        <w:t>Client project: Hotel videovigilancia inteligente (Valencia)</w:t>
+        <w:t xml:space="preserve">Client project: </w:t>
+      </w:r>
+      <w:r>
+        <w:rPr>
+          <w:rFonts w:ascii="Calibri" w:eastAsia="Calibri" w:hAnsi="Calibri"/>
+        </w:rPr>
+        <w:t>Hotel with smart video surveillance</w:t>
       </w:r>
       <w:r>
         <w:rPr>
           <w:rFonts w:ascii="Calibri" w:eastAsia="Calibri" w:hAnsi="Calibri"/>
         </w:rPr>
         <w:br/>
-        <w:t>Delivery mode: 100% Remote (no on-site visit required)</w:t>
+        <w:t>Delivery mode: 100% Remote</w:t>
       </w:r>
       <w:r>
         <w:rPr>
@@ -172,17 +164,6 @@
     </w:p>
     <w:p>
       <w:pPr>
-        <w:spacing w:after="40"/>
-      </w:pPr>
-      <w:r>
-        <w:rPr>
-          <w:rFonts w:ascii="Calibri" w:eastAsia="Calibri" w:hAnsi="Calibri"/>
-        </w:rPr>
-        <w:t>• Remote delivery preferred; no Valencia on-site visit required</w:t>
-      </w:r>
-    </w:p>
-    <w:p>
-      <w:pPr>
         <w:spacing w:after="80"/>
       </w:pPr>
     </w:p>
@@ -283,7 +264,7 @@
         <w:rPr>
           <w:rFonts w:ascii="Calibri" w:eastAsia="Calibri" w:hAnsi="Calibri"/>
         </w:rPr>
-        <w:t>• Remote training + 3–6 months post-deployment support</w:t>
+        <w:t>• 3–6 months post-deployment support</w:t>
       </w:r>
     </w:p>
     <w:p>
@@ -296,7 +277,6 @@
           <w:color w:val="0B2E4A"/>
           <w:sz w:val="32"/>
         </w:rPr>
-        <w:lastRenderedPageBreak/>
         <w:t>3. Project Scope</w:t>
       </w:r>
     </w:p>
@@ -331,6 +311,7 @@
         <w:rPr>
           <w:rFonts w:ascii="Calibri" w:eastAsia="Calibri" w:hAnsi="Calibri"/>
         </w:rPr>
+        <w:lastRenderedPageBreak/>
         <w:t>• Milestone XProtect configuration (cameras, views, recording, users/roles)</w:t>
       </w:r>
     </w:p>
@@ -387,17 +368,6 @@
           <w:rFonts w:ascii="Calibri" w:eastAsia="Calibri" w:hAnsi="Calibri"/>
         </w:rPr>
         <w:t>• GDPR/AEPD baseline settings: retention, privacy masks, access roles</w:t>
-      </w:r>
-    </w:p>
-    <w:p>
-      <w:pPr>
-        <w:spacing w:after="40"/>
-      </w:pPr>
-      <w:r>
-        <w:rPr>
-          <w:rFonts w:ascii="Calibri" w:eastAsia="Calibri" w:hAnsi="Calibri"/>
-        </w:rPr>
-        <w:t>• Remote operator training sessions</w:t>
       </w:r>
     </w:p>
     <w:p>
@@ -454,17 +424,6 @@
           <w:rFonts w:ascii="Calibri" w:eastAsia="Calibri" w:hAnsi="Calibri"/>
         </w:rPr>
         <w:t>• Purchase of Milestone / BriefCam / WhatsApp Business licenses (client-provided unless agreed otherwise)</w:t>
-      </w:r>
-    </w:p>
-    <w:p>
-      <w:pPr>
-        <w:spacing w:after="40"/>
-      </w:pPr>
-      <w:r>
-        <w:rPr>
-          <w:rFonts w:ascii="Calibri" w:eastAsia="Calibri" w:hAnsi="Calibri"/>
-        </w:rPr>
-        <w:t>• On-site travel to Valencia</w:t>
       </w:r>
     </w:p>
     <w:p>
@@ -1172,7 +1131,6 @@
           <w:rFonts w:ascii="Calibri" w:eastAsia="Calibri" w:hAnsi="Calibri"/>
           <w:sz w:val="20"/>
         </w:rPr>
-        <w:lastRenderedPageBreak/>
         <w:t>Note: Facial recognition and WhatsApp are typically connected to Milestone (AI module + messaging connector), not native one-click features inside every XProtect edition. Final connector choice is confirmed in Phase 1.</w:t>
       </w:r>
     </w:p>
@@ -1208,6 +1166,7 @@
         <w:rPr>
           <w:rFonts w:ascii="Calibri" w:eastAsia="Calibri" w:hAnsi="Calibri"/>
         </w:rPr>
+        <w:lastRenderedPageBreak/>
         <w:t>• Secure remote access (VPN/RDP) to Milestone server and camera network</w:t>
       </w:r>
     </w:p>
@@ -1276,7 +1235,19 @@
         <w:rPr>
           <w:rFonts w:ascii="Calibri" w:eastAsia="Calibri" w:hAnsi="Calibri"/>
         </w:rPr>
-        <w:t>Currency: EUR. Rate basis aligned with project posting (~€15/hour average). Total recommended go-live package: €2,100. Optional support packages listed below.</w:t>
+        <w:t>Currency: EUR. Rate basis aligned with project posting (~€</w:t>
+      </w:r>
+      <w:r>
+        <w:rPr>
+          <w:rFonts w:ascii="Calibri" w:eastAsia="Calibri" w:hAnsi="Calibri"/>
+        </w:rPr>
+        <w:t>30</w:t>
+      </w:r>
+      <w:r>
+        <w:rPr>
+          <w:rFonts w:ascii="Calibri" w:eastAsia="Calibri" w:hAnsi="Calibri"/>
+        </w:rPr>
+        <w:t>/hour average). Total recommended go-live package: €2,100. Optional support packages listed below.</w:t>
       </w:r>
     </w:p>
     <w:tbl>
@@ -1426,7 +1397,7 @@
                 <w:rFonts w:ascii="Calibri" w:eastAsia="Calibri" w:hAnsi="Calibri"/>
                 <w:sz w:val="20"/>
               </w:rPr>
-              <w:t>4–5 days</w:t>
+              <w:t>2–3 days</w:t>
             </w:r>
           </w:p>
         </w:tc>
@@ -1503,7 +1474,7 @@
                 <w:rFonts w:ascii="Calibri" w:eastAsia="Calibri" w:hAnsi="Calibri"/>
                 <w:sz w:val="20"/>
               </w:rPr>
-              <w:t>5–7 days</w:t>
+              <w:t>2–3 days</w:t>
             </w:r>
           </w:p>
         </w:tc>
@@ -1581,7 +1552,7 @@
                 <w:rFonts w:ascii="Calibri" w:eastAsia="Calibri" w:hAnsi="Calibri"/>
                 <w:sz w:val="20"/>
               </w:rPr>
-              <w:t>7–10 days</w:t>
+              <w:t>3–5 days</w:t>
             </w:r>
           </w:p>
         </w:tc>
@@ -1658,7 +1629,7 @@
                 <w:rFonts w:ascii="Calibri" w:eastAsia="Calibri" w:hAnsi="Calibri"/>
                 <w:sz w:val="20"/>
               </w:rPr>
-              <w:t>3–4 days</w:t>
+              <w:t>1–2 days</w:t>
             </w:r>
           </w:p>
         </w:tc>
@@ -1736,7 +1707,7 @@
                 <w:rFonts w:ascii="Calibri" w:eastAsia="Calibri" w:hAnsi="Calibri"/>
                 <w:sz w:val="20"/>
               </w:rPr>
-              <w:t>3–4 days</w:t>
+              <w:t>1–2 days</w:t>
             </w:r>
           </w:p>
         </w:tc>
@@ -1798,7 +1769,7 @@
                 <w:rFonts w:ascii="Calibri" w:eastAsia="Calibri" w:hAnsi="Calibri"/>
                 <w:sz w:val="20"/>
               </w:rPr>
-              <w:t>M6 — Training &amp; Documentation</w:t>
+              <w:t>M6 — Documentation</w:t>
             </w:r>
           </w:p>
         </w:tc>
@@ -1813,7 +1784,7 @@
                 <w:rFonts w:ascii="Calibri" w:eastAsia="Calibri" w:hAnsi="Calibri"/>
                 <w:sz w:val="20"/>
               </w:rPr>
-              <w:t>2–3 days</w:t>
+              <w:t>1–2 days</w:t>
             </w:r>
           </w:p>
         </w:tc>
@@ -1828,7 +1799,7 @@
                 <w:rFonts w:ascii="Calibri" w:eastAsia="Calibri" w:hAnsi="Calibri"/>
                 <w:sz w:val="20"/>
               </w:rPr>
-              <w:t>Remote training for hotel staff, manuals, handover</w:t>
+              <w:t>User manual + technical docs</w:t>
             </w:r>
           </w:p>
         </w:tc>
@@ -1843,7 +1814,7 @@
                 <w:rFonts w:ascii="Calibri" w:eastAsia="Calibri" w:hAnsi="Calibri"/>
                 <w:sz w:val="20"/>
               </w:rPr>
-              <w:t>User manual + technical docs + recorded session (optional)</w:t>
+              <w:t>User manual + technical docs</w:t>
             </w:r>
           </w:p>
         </w:tc>
@@ -1886,248 +1857,37 @@
           <w:rFonts w:ascii="Calibri" w:eastAsia="Calibri" w:hAnsi="Calibri"/>
           <w:b/>
         </w:rPr>
-        <w:t>Estimated active delivery time to go-live: 5–6 weeks</w:t>
+        <w:t xml:space="preserve">Estimated active delivery time to go-live: </w:t>
       </w:r>
-    </w:p>
-    <w:p>
-      <w:pPr>
-        <w:pStyle w:val="Heading2"/>
-      </w:pPr>
       <w:r>
         <w:rPr>
           <w:rFonts w:ascii="Calibri" w:eastAsia="Calibri" w:hAnsi="Calibri"/>
-          <w:color w:val="0B2E4A"/>
+          <w:b/>
         </w:rPr>
-        <w:t>6.1 Optional Support Packages</w:t>
+        <w:t>2</w:t>
+      </w:r>
+      <w:r>
+        <w:rPr>
+          <w:rFonts w:ascii="Calibri" w:eastAsia="Calibri" w:hAnsi="Calibri"/>
+          <w:b/>
+        </w:rPr>
+        <w:t>–</w:t>
+      </w:r>
+      <w:r>
+        <w:rPr>
+          <w:rFonts w:ascii="Calibri" w:eastAsia="Calibri" w:hAnsi="Calibri"/>
+          <w:b/>
+        </w:rPr>
+        <w:t>3</w:t>
+      </w:r>
+      <w:r>
+        <w:rPr>
+          <w:rFonts w:ascii="Calibri" w:eastAsia="Calibri" w:hAnsi="Calibri"/>
+          <w:b/>
+        </w:rPr>
+        <w:t xml:space="preserve"> weeks</w:t>
       </w:r>
     </w:p>
-    <w:tbl>
-      <w:tblPr>
-        <w:tblStyle w:val="TableGrid"/>
-        <w:tblW w:w="0" w:type="auto"/>
-        <w:jc w:val="center"/>
-        <w:tblLook w:val="04A0" w:firstRow="1" w:lastRow="0" w:firstColumn="1" w:lastColumn="0" w:noHBand="0" w:noVBand="1"/>
-      </w:tblPr>
-      <w:tblGrid>
-        <w:gridCol w:w="2493"/>
-        <w:gridCol w:w="2493"/>
-        <w:gridCol w:w="2493"/>
-        <w:gridCol w:w="2493"/>
-      </w:tblGrid>
-      <w:tr>
-        <w:trPr>
-          <w:jc w:val="center"/>
-        </w:trPr>
-        <w:tc>
-          <w:tcPr>
-            <w:tcW w:w="2493" w:type="dxa"/>
-            <w:shd w:val="clear" w:color="auto" w:fill="0B2E4A"/>
-          </w:tcPr>
-          <w:p>
-            <w:pPr>
-              <w:jc w:val="center"/>
-            </w:pPr>
-            <w:r>
-              <w:rPr>
-                <w:rFonts w:ascii="Calibri" w:eastAsia="Calibri" w:hAnsi="Calibri"/>
-                <w:b/>
-                <w:color w:val="FFFFFF"/>
-                <w:sz w:val="20"/>
-              </w:rPr>
-              <w:t>Package</w:t>
-            </w:r>
-          </w:p>
-        </w:tc>
-        <w:tc>
-          <w:tcPr>
-            <w:tcW w:w="2493" w:type="dxa"/>
-            <w:shd w:val="clear" w:color="auto" w:fill="0B2E4A"/>
-          </w:tcPr>
-          <w:p>
-            <w:pPr>
-              <w:jc w:val="center"/>
-            </w:pPr>
-            <w:r>
-              <w:rPr>
-                <w:rFonts w:ascii="Calibri" w:eastAsia="Calibri" w:hAnsi="Calibri"/>
-                <w:b/>
-                <w:color w:val="FFFFFF"/>
-                <w:sz w:val="20"/>
-              </w:rPr>
-              <w:t>Period</w:t>
-            </w:r>
-          </w:p>
-        </w:tc>
-        <w:tc>
-          <w:tcPr>
-            <w:tcW w:w="2493" w:type="dxa"/>
-            <w:shd w:val="clear" w:color="auto" w:fill="0B2E4A"/>
-          </w:tcPr>
-          <w:p>
-            <w:pPr>
-              <w:jc w:val="center"/>
-            </w:pPr>
-            <w:r>
-              <w:rPr>
-                <w:rFonts w:ascii="Calibri" w:eastAsia="Calibri" w:hAnsi="Calibri"/>
-                <w:b/>
-                <w:color w:val="FFFFFF"/>
-                <w:sz w:val="20"/>
-              </w:rPr>
-              <w:t>Includes</w:t>
-            </w:r>
-          </w:p>
-        </w:tc>
-        <w:tc>
-          <w:tcPr>
-            <w:tcW w:w="2493" w:type="dxa"/>
-            <w:shd w:val="clear" w:color="auto" w:fill="0B2E4A"/>
-          </w:tcPr>
-          <w:p>
-            <w:pPr>
-              <w:jc w:val="center"/>
-            </w:pPr>
-            <w:r>
-              <w:rPr>
-                <w:rFonts w:ascii="Calibri" w:eastAsia="Calibri" w:hAnsi="Calibri"/>
-                <w:b/>
-                <w:color w:val="FFFFFF"/>
-                <w:sz w:val="20"/>
-              </w:rPr>
-              <w:t>Budget (EUR)</w:t>
-            </w:r>
-          </w:p>
-        </w:tc>
-      </w:tr>
-      <w:tr>
-        <w:trPr>
-          <w:jc w:val="center"/>
-        </w:trPr>
-        <w:tc>
-          <w:tcPr>
-            <w:tcW w:w="2493" w:type="dxa"/>
-          </w:tcPr>
-          <w:p>
-            <w:r>
-              <w:rPr>
-                <w:rFonts w:ascii="Calibri" w:eastAsia="Calibri" w:hAnsi="Calibri"/>
-                <w:sz w:val="20"/>
-              </w:rPr>
-              <w:lastRenderedPageBreak/>
-              <w:t>Support S3</w:t>
-            </w:r>
-          </w:p>
-        </w:tc>
-        <w:tc>
-          <w:tcPr>
-            <w:tcW w:w="2493" w:type="dxa"/>
-          </w:tcPr>
-          <w:p>
-            <w:r>
-              <w:rPr>
-                <w:rFonts w:ascii="Calibri" w:eastAsia="Calibri" w:hAnsi="Calibri"/>
-                <w:sz w:val="20"/>
-              </w:rPr>
-              <w:t>3 months</w:t>
-            </w:r>
-          </w:p>
-        </w:tc>
-        <w:tc>
-          <w:tcPr>
-            <w:tcW w:w="2493" w:type="dxa"/>
-          </w:tcPr>
-          <w:p>
-            <w:r>
-              <w:rPr>
-                <w:rFonts w:ascii="Calibri" w:eastAsia="Calibri" w:hAnsi="Calibri"/>
-                <w:sz w:val="20"/>
-              </w:rPr>
-              <w:t>Remote incident support, rule fine-tuning, monthly health check</w:t>
-            </w:r>
-          </w:p>
-        </w:tc>
-        <w:tc>
-          <w:tcPr>
-            <w:tcW w:w="2493" w:type="dxa"/>
-          </w:tcPr>
-          <w:p>
-            <w:r>
-              <w:rPr>
-                <w:rFonts w:ascii="Calibri" w:eastAsia="Calibri" w:hAnsi="Calibri"/>
-                <w:sz w:val="20"/>
-              </w:rPr>
-              <w:t>300</w:t>
-            </w:r>
-          </w:p>
-        </w:tc>
-      </w:tr>
-      <w:tr>
-        <w:trPr>
-          <w:jc w:val="center"/>
-        </w:trPr>
-        <w:tc>
-          <w:tcPr>
-            <w:tcW w:w="2493" w:type="dxa"/>
-            <w:shd w:val="clear" w:color="auto" w:fill="F2F6FA"/>
-          </w:tcPr>
-          <w:p>
-            <w:r>
-              <w:rPr>
-                <w:rFonts w:ascii="Calibri" w:eastAsia="Calibri" w:hAnsi="Calibri"/>
-                <w:sz w:val="20"/>
-              </w:rPr>
-              <w:t>Support S6</w:t>
-            </w:r>
-          </w:p>
-        </w:tc>
-        <w:tc>
-          <w:tcPr>
-            <w:tcW w:w="2493" w:type="dxa"/>
-            <w:shd w:val="clear" w:color="auto" w:fill="F2F6FA"/>
-          </w:tcPr>
-          <w:p>
-            <w:r>
-              <w:rPr>
-                <w:rFonts w:ascii="Calibri" w:eastAsia="Calibri" w:hAnsi="Calibri"/>
-                <w:sz w:val="20"/>
-              </w:rPr>
-              <w:t>6 months</w:t>
-            </w:r>
-          </w:p>
-        </w:tc>
-        <w:tc>
-          <w:tcPr>
-            <w:tcW w:w="2493" w:type="dxa"/>
-            <w:shd w:val="clear" w:color="auto" w:fill="F2F6FA"/>
-          </w:tcPr>
-          <w:p>
-            <w:r>
-              <w:rPr>
-                <w:rFonts w:ascii="Calibri" w:eastAsia="Calibri" w:hAnsi="Calibri"/>
-                <w:sz w:val="20"/>
-              </w:rPr>
-              <w:t>All S3 items + priority response + quarterly optimization review</w:t>
-            </w:r>
-          </w:p>
-        </w:tc>
-        <w:tc>
-          <w:tcPr>
-            <w:tcW w:w="2493" w:type="dxa"/>
-            <w:shd w:val="clear" w:color="auto" w:fill="F2F6FA"/>
-          </w:tcPr>
-          <w:p>
-            <w:r>
-              <w:rPr>
-                <w:rFonts w:ascii="Calibri" w:eastAsia="Calibri" w:hAnsi="Calibri"/>
-                <w:sz w:val="20"/>
-              </w:rPr>
-              <w:t>550</w:t>
-            </w:r>
-          </w:p>
-        </w:tc>
-      </w:tr>
-    </w:tbl>
-    <w:p/>
     <w:p>
       <w:pPr>
         <w:pStyle w:val="Heading1"/>
@@ -2440,7 +2200,7 @@
                 <w:rFonts w:ascii="Calibri" w:eastAsia="Calibri" w:hAnsi="Calibri"/>
                 <w:sz w:val="20"/>
               </w:rPr>
-              <w:t>Monthly or upfront for selected support package</w:t>
+              <w:t>Monthly for selected support package</w:t>
             </w:r>
           </w:p>
         </w:tc>
@@ -2559,17 +2319,6 @@
         <w:rPr>
           <w:rFonts w:ascii="Calibri" w:eastAsia="Calibri" w:hAnsi="Calibri"/>
         </w:rPr>
-        <w:t>☐ Remote training completed</w:t>
-      </w:r>
-    </w:p>
-    <w:p>
-      <w:pPr>
-        <w:spacing w:after="40"/>
-      </w:pPr>
-      <w:r>
-        <w:rPr>
-          <w:rFonts w:ascii="Calibri" w:eastAsia="Calibri" w:hAnsi="Calibri"/>
-        </w:rPr>
         <w:t>☐ Support handover package</w:t>
       </w:r>
     </w:p>
@@ -2684,7 +2433,6 @@
           <w:color w:val="0B2E4A"/>
           <w:sz w:val="32"/>
         </w:rPr>
-        <w:lastRenderedPageBreak/>
         <w:t>10. Risks &amp; Mitigations</w:t>
       </w:r>
     </w:p>
@@ -2995,6 +2743,7 @@
           <w:color w:val="0B2E4A"/>
           <w:sz w:val="32"/>
         </w:rPr>
+        <w:lastRenderedPageBreak/>
         <w:t>12. Why This Plan Works</w:t>
       </w:r>
     </w:p>
@@ -3028,18 +2777,7 @@
         <w:rPr>
           <w:rFonts w:ascii="Calibri" w:eastAsia="Calibri" w:hAnsi="Calibri"/>
         </w:rPr>
-        <w:t>• Fully remote delivery (no Valencia travel cost/time)</w:t>
-      </w:r>
-    </w:p>
-    <w:p>
-      <w:pPr>
-        <w:spacing w:after="40"/>
-      </w:pPr>
-      <w:r>
-        <w:rPr>
-          <w:rFonts w:ascii="Calibri" w:eastAsia="Calibri" w:hAnsi="Calibri"/>
-        </w:rPr>
-        <w:t>• Includes compliance-minded configuration and staff enablement</w:t>
+        <w:t>• Includes compliance-minded configuration</w:t>
       </w:r>
     </w:p>
     <w:p>
@@ -3157,18 +2895,42 @@
         <w:rPr>
           <w:rFonts w:ascii="Calibri" w:eastAsia="Calibri" w:hAnsi="Calibri"/>
         </w:rPr>
-        <w:t>Total recommended investment: €2,400 (go-live + 3 months support)</w:t>
+        <w:t>Total recommended investment: €2,</w:t>
       </w:r>
-    </w:p>
-    <w:p>
-      <w:pPr>
-        <w:spacing w:after="160"/>
-      </w:pPr>
       <w:r>
         <w:rPr>
           <w:rFonts w:ascii="Calibri" w:eastAsia="Calibri" w:hAnsi="Calibri"/>
         </w:rPr>
-        <w:t>Timeline to go-live: approximately 5–6 weeks (remote)</w:t>
+        <w:t>1</w:t>
+      </w:r>
+      <w:r>
+        <w:rPr>
+          <w:rFonts w:ascii="Calibri" w:eastAsia="Calibri" w:hAnsi="Calibri"/>
+        </w:rPr>
+        <w:t>00</w:t>
+      </w:r>
+    </w:p>
+    <w:p>
+      <w:pPr>
+        <w:spacing w:after="160"/>
+      </w:pPr>
+      <w:r>
+        <w:rPr>
+          <w:rFonts w:ascii="Calibri" w:eastAsia="Calibri" w:hAnsi="Calibri"/>
+        </w:rPr>
+        <w:t xml:space="preserve">Timeline to go-live: approximately </w:t>
+      </w:r>
+      <w:r>
+        <w:rPr>
+          <w:rFonts w:ascii="Calibri" w:eastAsia="Calibri" w:hAnsi="Calibri"/>
+        </w:rPr>
+        <w:t>4</w:t>
+      </w:r>
+      <w:r>
+        <w:rPr>
+          <w:rFonts w:ascii="Calibri" w:eastAsia="Calibri" w:hAnsi="Calibri"/>
+        </w:rPr>
+        <w:t xml:space="preserve"> weeks</w:t>
       </w:r>
     </w:p>
     <w:sectPr>
